--- a/handouts/AI-for-Excel-Prompt-Cheat-Sheet.docx
+++ b/handouts/AI-for-Excel-Prompt-Cheat-Sheet.docx
@@ -594,7 +594,24 @@
           <w:color w:val="3A3D38"/>
           <w:sz w:val="22"/>
         </w:rPr>
-        <w:t>. Explain *why* it's failing and give me a corrected version.</w:t>
+        <w:t xml:space="preserve">. Explain </w:t>
+      </w:r>
+      <w:r>
+        <w:rPr>
+          <w:rFonts w:ascii="Calibri" w:hAnsi="Calibri"/>
+          <w:i/>
+          <w:color w:val="3A3D38"/>
+          <w:sz w:val="22"/>
+        </w:rPr>
+        <w:t>why</w:t>
+      </w:r>
+      <w:r>
+        <w:rPr>
+          <w:rFonts w:ascii="Calibri" w:hAnsi="Calibri"/>
+          <w:color w:val="3A3D38"/>
+          <w:sz w:val="22"/>
+        </w:rPr>
+        <w:t xml:space="preserve"> it's failing and give me a corrected version.</w:t>
       </w:r>
     </w:p>
     <w:p>
